--- a/Results/Supplementary/TableS11.docx
+++ b/Results/Supplementary/TableS11.docx
@@ -16071,7 +16071,7 @@
                 <w:szCs w:val="18"/>
                 <w:color w:val="000000"/>
               </w:rPr>
-              <w:t xml:space="preserve">Heating system: Stove</w:t>
+              <w:t xml:space="preserve">Intercept (odds)</w:t>
             </w:r>
           </w:p>
         </w:tc>
@@ -16346,7 +16346,7 @@
                 <w:szCs w:val="18"/>
                 <w:color w:val="000000"/>
               </w:rPr>
-              <w:t xml:space="preserve">1.39</w:t>
+              <w:t xml:space="preserve">3.43</w:t>
             </w:r>
           </w:p>
         </w:tc>
@@ -16406,7 +16406,7 @@
                 <w:szCs w:val="18"/>
                 <w:color w:val="000000"/>
               </w:rPr>
-              <w:t xml:space="preserve">Heating system: Central heating (building)</w:t>
+              <w:t xml:space="preserve">Heating system: Stove</w:t>
             </w:r>
           </w:p>
         </w:tc>
@@ -16681,7 +16681,7 @@
                 <w:szCs w:val="18"/>
                 <w:color w:val="000000"/>
               </w:rPr>
-              <w:t xml:space="preserve">0.67</w:t>
+              <w:t xml:space="preserve">1.39</w:t>
             </w:r>
           </w:p>
         </w:tc>
@@ -16741,7 +16741,7 @@
                 <w:szCs w:val="18"/>
                 <w:color w:val="000000"/>
               </w:rPr>
-              <w:t xml:space="preserve">Heating system: Individual central heating</w:t>
+              <w:t xml:space="preserve">Heating system: Central heating (building)</w:t>
             </w:r>
           </w:p>
         </w:tc>
@@ -17016,7 +17016,7 @@
                 <w:szCs w:val="18"/>
                 <w:color w:val="000000"/>
               </w:rPr>
-              <w:t xml:space="preserve">0.88</w:t>
+              <w:t xml:space="preserve">0.67</w:t>
             </w:r>
           </w:p>
         </w:tc>
@@ -17076,7 +17076,7 @@
                 <w:szCs w:val="18"/>
                 <w:color w:val="000000"/>
               </w:rPr>
-              <w:t xml:space="preserve">Heating system: Air conditioner</w:t>
+              <w:t xml:space="preserve">Heating system: Individual central heating</w:t>
             </w:r>
           </w:p>
         </w:tc>
@@ -17351,7 +17351,7 @@
                 <w:szCs w:val="18"/>
                 <w:color w:val="000000"/>
               </w:rPr>
-              <w:t xml:space="preserve">0.93</w:t>
+              <w:t xml:space="preserve">0.88</w:t>
             </w:r>
           </w:p>
         </w:tc>
@@ -17411,7 +17411,7 @@
                 <w:szCs w:val="18"/>
                 <w:color w:val="000000"/>
               </w:rPr>
-              <w:t xml:space="preserve">Owns a computer: yes vs no</w:t>
+              <w:t xml:space="preserve">Heating system: Air conditioner</w:t>
             </w:r>
           </w:p>
         </w:tc>
@@ -17686,7 +17686,7 @@
                 <w:szCs w:val="18"/>
                 <w:color w:val="000000"/>
               </w:rPr>
-              <w:t xml:space="preserve">0.68</w:t>
+              <w:t xml:space="preserve">0.93</w:t>
             </w:r>
           </w:p>
         </w:tc>
@@ -17746,7 +17746,7 @@
                 <w:szCs w:val="18"/>
                 <w:color w:val="000000"/>
               </w:rPr>
-              <w:t xml:space="preserve">Owns a car: yes vs no</w:t>
+              <w:t xml:space="preserve">Owns a computer: yes vs no</w:t>
             </w:r>
           </w:p>
         </w:tc>
@@ -18021,7 +18021,7 @@
                 <w:szCs w:val="18"/>
                 <w:color w:val="000000"/>
               </w:rPr>
-              <w:t xml:space="preserve">0.48</w:t>
+              <w:t xml:space="preserve">0.68</w:t>
             </w:r>
           </w:p>
         </w:tc>
@@ -18081,7 +18081,7 @@
                 <w:szCs w:val="18"/>
                 <w:color w:val="000000"/>
               </w:rPr>
-              <w:t xml:space="preserve">Leaking roof, damp or rot: No vs Yes</w:t>
+              <w:t xml:space="preserve">Owns a car: yes vs no</w:t>
             </w:r>
           </w:p>
         </w:tc>
@@ -18416,7 +18416,7 @@
                 <w:szCs w:val="18"/>
                 <w:color w:val="000000"/>
               </w:rPr>
-              <w:t xml:space="preserve">Highest education among adults: No diploma</w:t>
+              <w:t xml:space="preserve">Leaking roof, damp or rot: No vs Yes</w:t>
             </w:r>
           </w:p>
         </w:tc>
@@ -18691,7 +18691,7 @@
                 <w:szCs w:val="18"/>
                 <w:color w:val="000000"/>
               </w:rPr>
-              <w:t xml:space="preserve">1.38</w:t>
+              <w:t xml:space="preserve">0.48</w:t>
             </w:r>
           </w:p>
         </w:tc>
@@ -18751,7 +18751,7 @@
                 <w:szCs w:val="18"/>
                 <w:color w:val="000000"/>
               </w:rPr>
-              <w:t xml:space="preserve">Highest education among adults: Primary</w:t>
+              <w:t xml:space="preserve">Highest education among adults: No diploma</w:t>
             </w:r>
           </w:p>
         </w:tc>
@@ -19026,7 +19026,7 @@
                 <w:szCs w:val="18"/>
                 <w:color w:val="000000"/>
               </w:rPr>
-              <w:t xml:space="preserve">1.25</w:t>
+              <w:t xml:space="preserve">1.38</w:t>
             </w:r>
           </w:p>
         </w:tc>
@@ -19086,7 +19086,7 @@
                 <w:szCs w:val="18"/>
                 <w:color w:val="000000"/>
               </w:rPr>
-              <w:t xml:space="preserve">Highest education among adults: Lower secondary</w:t>
+              <w:t xml:space="preserve">Highest education among adults: Primary</w:t>
             </w:r>
           </w:p>
         </w:tc>
@@ -19361,7 +19361,7 @@
                 <w:szCs w:val="18"/>
                 <w:color w:val="000000"/>
               </w:rPr>
-              <w:t xml:space="preserve">1.32</w:t>
+              <w:t xml:space="preserve">1.25</w:t>
             </w:r>
           </w:p>
         </w:tc>
@@ -19421,7 +19421,7 @@
                 <w:szCs w:val="18"/>
                 <w:color w:val="000000"/>
               </w:rPr>
-              <w:t xml:space="preserve">Highest education among adults: Upper secondary</w:t>
+              <w:t xml:space="preserve">Highest education among adults: Lower secondary</w:t>
             </w:r>
           </w:p>
         </w:tc>
@@ -19696,7 +19696,7 @@
                 <w:szCs w:val="18"/>
                 <w:color w:val="000000"/>
               </w:rPr>
-              <w:t xml:space="preserve">1.10</w:t>
+              <w:t xml:space="preserve">1.32</w:t>
             </w:r>
           </w:p>
         </w:tc>
@@ -19756,7 +19756,7 @@
                 <w:szCs w:val="18"/>
                 <w:color w:val="000000"/>
               </w:rPr>
-              <w:t xml:space="preserve">Highest education among adults: Tertiary</w:t>
+              <w:t xml:space="preserve">Highest education among adults: Upper secondary</w:t>
             </w:r>
           </w:p>
         </w:tc>
@@ -20031,7 +20031,7 @@
                 <w:szCs w:val="18"/>
                 <w:color w:val="000000"/>
               </w:rPr>
-              <w:t xml:space="preserve">0.63</w:t>
+              <w:t xml:space="preserve">1.10</w:t>
             </w:r>
           </w:p>
         </w:tc>
@@ -20068,30 +20068,30 @@
                 <w:right w:val="none" w:sz="0" w:space="0" w:color="000000"/>
               </w:pBdr>
               <w:spacing w:after="20" w:before="20" w:line="240"/>
-              <w:ind w:left="100" w:right="100" w:firstLine="0" w:firstLineChars="0"/>
-              <w:rPr>
-                <w:rFonts w:ascii="Times New Roman" w:hAnsi="Times New Roman" w:eastAsia="Times New Roman" w:cs="Times New Roman"/>
-                <w:i w:val="false"/>
-                <w:b w:val="true"/>
-                <w:u w:val="none"/>
-                <w:strike w:val="false"/>
-                <w:sz w:val="18"/>
-                <w:szCs w:val="18"/>
-                <w:color w:val="000000"/>
-              </w:rPr>
-            </w:pPr>
-            <w:r>
-              <w:rPr>
-                <w:rFonts w:ascii="Times New Roman" w:hAnsi="Times New Roman" w:eastAsia="Times New Roman" w:cs="Times New Roman"/>
-                <w:i w:val="false"/>
-                <w:b w:val="true"/>
-                <w:u w:val="none"/>
-                <w:strike w:val="false"/>
-                <w:sz w:val="18"/>
-                <w:szCs w:val="18"/>
-                <w:color w:val="000000"/>
-              </w:rPr>
-              <w:t xml:space="preserve">Lasso logistic, income + structural (all households)</w:t>
+              <w:ind w:left="240" w:right="100" w:firstLine="0" w:firstLineChars="0"/>
+              <w:rPr>
+                <w:rFonts w:ascii="Times New Roman" w:hAnsi="Times New Roman" w:eastAsia="Times New Roman" w:cs="Times New Roman"/>
+                <w:i w:val="false"/>
+                <w:b w:val="false"/>
+                <w:u w:val="none"/>
+                <w:strike w:val="false"/>
+                <w:sz w:val="18"/>
+                <w:szCs w:val="18"/>
+                <w:color w:val="000000"/>
+              </w:rPr>
+            </w:pPr>
+            <w:r>
+              <w:rPr>
+                <w:rFonts w:ascii="Times New Roman" w:hAnsi="Times New Roman" w:eastAsia="Times New Roman" w:cs="Times New Roman"/>
+                <w:i w:val="false"/>
+                <w:b w:val="false"/>
+                <w:u w:val="none"/>
+                <w:strike w:val="false"/>
+                <w:sz w:val="18"/>
+                <w:szCs w:val="18"/>
+                <w:color w:val="000000"/>
+              </w:rPr>
+              <w:t xml:space="preserve">Highest education among adults: Tertiary</w:t>
             </w:r>
           </w:p>
         </w:tc>
@@ -20366,7 +20366,7 @@
                 <w:szCs w:val="18"/>
                 <w:color w:val="000000"/>
               </w:rPr>
-              <w:t xml:space="preserve"/>
+              <w:t xml:space="preserve">0.63</w:t>
             </w:r>
           </w:p>
         </w:tc>
@@ -20403,30 +20403,30 @@
                 <w:right w:val="none" w:sz="0" w:space="0" w:color="000000"/>
               </w:pBdr>
               <w:spacing w:after="20" w:before="20" w:line="240"/>
-              <w:ind w:left="240" w:right="100" w:firstLine="0" w:firstLineChars="0"/>
-              <w:rPr>
-                <w:rFonts w:ascii="Times New Roman" w:hAnsi="Times New Roman" w:eastAsia="Times New Roman" w:cs="Times New Roman"/>
-                <w:i w:val="false"/>
-                <w:b w:val="false"/>
-                <w:u w:val="none"/>
-                <w:strike w:val="false"/>
-                <w:sz w:val="18"/>
-                <w:szCs w:val="18"/>
-                <w:color w:val="000000"/>
-              </w:rPr>
-            </w:pPr>
-            <w:r>
-              <w:rPr>
-                <w:rFonts w:ascii="Times New Roman" w:hAnsi="Times New Roman" w:eastAsia="Times New Roman" w:cs="Times New Roman"/>
-                <w:i w:val="false"/>
-                <w:b w:val="false"/>
-                <w:u w:val="none"/>
-                <w:strike w:val="false"/>
-                <w:sz w:val="18"/>
-                <w:szCs w:val="18"/>
-                <w:color w:val="000000"/>
-              </w:rPr>
-              <w:t xml:space="preserve">Owns a computer: yes vs no</w:t>
+              <w:ind w:left="100" w:right="100" w:firstLine="0" w:firstLineChars="0"/>
+              <w:rPr>
+                <w:rFonts w:ascii="Times New Roman" w:hAnsi="Times New Roman" w:eastAsia="Times New Roman" w:cs="Times New Roman"/>
+                <w:i w:val="false"/>
+                <w:b w:val="true"/>
+                <w:u w:val="none"/>
+                <w:strike w:val="false"/>
+                <w:sz w:val="18"/>
+                <w:szCs w:val="18"/>
+                <w:color w:val="000000"/>
+              </w:rPr>
+            </w:pPr>
+            <w:r>
+              <w:rPr>
+                <w:rFonts w:ascii="Times New Roman" w:hAnsi="Times New Roman" w:eastAsia="Times New Roman" w:cs="Times New Roman"/>
+                <w:i w:val="false"/>
+                <w:b w:val="true"/>
+                <w:u w:val="none"/>
+                <w:strike w:val="false"/>
+                <w:sz w:val="18"/>
+                <w:szCs w:val="18"/>
+                <w:color w:val="000000"/>
+              </w:rPr>
+              <w:t xml:space="preserve">Lasso logistic, income + structural (all households)</w:t>
             </w:r>
           </w:p>
         </w:tc>
@@ -20701,7 +20701,7 @@
                 <w:szCs w:val="18"/>
                 <w:color w:val="000000"/>
               </w:rPr>
-              <w:t xml:space="preserve">0.79</w:t>
+              <w:t xml:space="preserve"/>
             </w:r>
           </w:p>
         </w:tc>
@@ -20761,7 +20761,7 @@
                 <w:szCs w:val="18"/>
                 <w:color w:val="000000"/>
               </w:rPr>
-              <w:t xml:space="preserve">Owns a car: yes vs no</w:t>
+              <w:t xml:space="preserve">Intercept (odds)</w:t>
             </w:r>
           </w:p>
         </w:tc>
@@ -21036,7 +21036,7 @@
                 <w:szCs w:val="18"/>
                 <w:color w:val="000000"/>
               </w:rPr>
-              <w:t xml:space="preserve">0.58</w:t>
+              <w:t xml:space="preserve">4.09</w:t>
             </w:r>
           </w:p>
         </w:tc>
@@ -21096,7 +21096,7 @@
                 <w:szCs w:val="18"/>
                 <w:color w:val="000000"/>
               </w:rPr>
-              <w:t xml:space="preserve">Leaking roof, damp or rot: No vs Yes</w:t>
+              <w:t xml:space="preserve">Owns a computer: yes vs no</w:t>
             </w:r>
           </w:p>
         </w:tc>
@@ -21371,7 +21371,7 @@
                 <w:szCs w:val="18"/>
                 <w:color w:val="000000"/>
               </w:rPr>
-              <w:t xml:space="preserve">0.61</w:t>
+              <w:t xml:space="preserve">0.79</w:t>
             </w:r>
           </w:p>
         </w:tc>
@@ -21431,7 +21431,7 @@
                 <w:szCs w:val="18"/>
                 <w:color w:val="000000"/>
               </w:rPr>
-              <w:t xml:space="preserve">Insufficient insulation for heating: No vs Yes</w:t>
+              <w:t xml:space="preserve">Owns a car: yes vs no</w:t>
             </w:r>
           </w:p>
         </w:tc>
@@ -21706,7 +21706,7 @@
                 <w:szCs w:val="18"/>
                 <w:color w:val="000000"/>
               </w:rPr>
-              <w:t xml:space="preserve">0.67</w:t>
+              <w:t xml:space="preserve">0.58</w:t>
             </w:r>
           </w:p>
         </w:tc>
@@ -21766,7 +21766,7 @@
                 <w:szCs w:val="18"/>
                 <w:color w:val="000000"/>
               </w:rPr>
-              <w:t xml:space="preserve">Highest education among adults: No diploma</w:t>
+              <w:t xml:space="preserve">Leaking roof, damp or rot: No vs Yes</w:t>
             </w:r>
           </w:p>
         </w:tc>
@@ -22041,7 +22041,7 @@
                 <w:szCs w:val="18"/>
                 <w:color w:val="000000"/>
               </w:rPr>
-              <w:t xml:space="preserve">1.13</w:t>
+              <w:t xml:space="preserve">0.61</w:t>
             </w:r>
           </w:p>
         </w:tc>
@@ -22101,7 +22101,7 @@
                 <w:szCs w:val="18"/>
                 <w:color w:val="000000"/>
               </w:rPr>
-              <w:t xml:space="preserve">Highest education among adults: Primary</w:t>
+              <w:t xml:space="preserve">Insufficient insulation for heating: No vs Yes</w:t>
             </w:r>
           </w:p>
         </w:tc>
@@ -22376,7 +22376,7 @@
                 <w:szCs w:val="18"/>
                 <w:color w:val="000000"/>
               </w:rPr>
-              <w:t xml:space="preserve">1.14</w:t>
+              <w:t xml:space="preserve">0.67</w:t>
             </w:r>
           </w:p>
         </w:tc>
@@ -22436,7 +22436,7 @@
                 <w:szCs w:val="18"/>
                 <w:color w:val="000000"/>
               </w:rPr>
-              <w:t xml:space="preserve">Highest education among adults: Lower secondary</w:t>
+              <w:t xml:space="preserve">Highest education among adults: No diploma</w:t>
             </w:r>
           </w:p>
         </w:tc>
@@ -22711,7 +22711,7 @@
                 <w:szCs w:val="18"/>
                 <w:color w:val="000000"/>
               </w:rPr>
-              <w:t xml:space="preserve">1.17</w:t>
+              <w:t xml:space="preserve">1.13</w:t>
             </w:r>
           </w:p>
         </w:tc>
@@ -22771,7 +22771,7 @@
                 <w:szCs w:val="18"/>
                 <w:color w:val="000000"/>
               </w:rPr>
-              <w:t xml:space="preserve">Highest education among adults: Upper secondary</w:t>
+              <w:t xml:space="preserve">Highest education among adults: Primary</w:t>
             </w:r>
           </w:p>
         </w:tc>
@@ -23046,7 +23046,7 @@
                 <w:szCs w:val="18"/>
                 <w:color w:val="000000"/>
               </w:rPr>
-              <w:t xml:space="preserve">1.04</w:t>
+              <w:t xml:space="preserve">1.14</w:t>
             </w:r>
           </w:p>
         </w:tc>
@@ -23106,7 +23106,7 @@
                 <w:szCs w:val="18"/>
                 <w:color w:val="000000"/>
               </w:rPr>
-              <w:t xml:space="preserve">Highest education among adults: Tertiary</w:t>
+              <w:t xml:space="preserve">Highest education among adults: Lower secondary</w:t>
             </w:r>
           </w:p>
         </w:tc>
@@ -23381,7 +23381,7 @@
                 <w:szCs w:val="18"/>
                 <w:color w:val="000000"/>
               </w:rPr>
-              <w:t xml:space="preserve">0.79</w:t>
+              <w:t xml:space="preserve">1.17</w:t>
             </w:r>
           </w:p>
         </w:tc>
@@ -23441,7 +23441,7 @@
                 <w:szCs w:val="18"/>
                 <w:color w:val="000000"/>
               </w:rPr>
-              <w:t xml:space="preserve">Relative income, per unit of log</w:t>
+              <w:t xml:space="preserve">Highest education among adults: Upper secondary</w:t>
             </w:r>
           </w:p>
         </w:tc>
@@ -23716,7 +23716,7 @@
                 <w:szCs w:val="18"/>
                 <w:color w:val="000000"/>
               </w:rPr>
-              <w:t xml:space="preserve">0.30</w:t>
+              <w:t xml:space="preserve">1.04</w:t>
             </w:r>
           </w:p>
         </w:tc>
@@ -23753,30 +23753,30 @@
                 <w:right w:val="none" w:sz="0" w:space="0" w:color="000000"/>
               </w:pBdr>
               <w:spacing w:after="20" w:before="20" w:line="240"/>
-              <w:ind w:left="100" w:right="100" w:firstLine="0" w:firstLineChars="0"/>
-              <w:rPr>
-                <w:rFonts w:ascii="Times New Roman" w:hAnsi="Times New Roman" w:eastAsia="Times New Roman" w:cs="Times New Roman"/>
-                <w:i w:val="false"/>
-                <w:b w:val="true"/>
-                <w:u w:val="none"/>
-                <w:strike w:val="false"/>
-                <w:sz w:val="18"/>
-                <w:szCs w:val="18"/>
-                <w:color w:val="000000"/>
-              </w:rPr>
-            </w:pPr>
-            <w:r>
-              <w:rPr>
-                <w:rFonts w:ascii="Times New Roman" w:hAnsi="Times New Roman" w:eastAsia="Times New Roman" w:cs="Times New Roman"/>
-                <w:i w:val="false"/>
-                <w:b w:val="true"/>
-                <w:u w:val="none"/>
-                <w:strike w:val="false"/>
-                <w:sz w:val="18"/>
-                <w:szCs w:val="18"/>
-                <w:color w:val="000000"/>
-              </w:rPr>
-              <w:t xml:space="preserve">Lasso logistic, structural (non-poor households)</w:t>
+              <w:ind w:left="240" w:right="100" w:firstLine="0" w:firstLineChars="0"/>
+              <w:rPr>
+                <w:rFonts w:ascii="Times New Roman" w:hAnsi="Times New Roman" w:eastAsia="Times New Roman" w:cs="Times New Roman"/>
+                <w:i w:val="false"/>
+                <w:b w:val="false"/>
+                <w:u w:val="none"/>
+                <w:strike w:val="false"/>
+                <w:sz w:val="18"/>
+                <w:szCs w:val="18"/>
+                <w:color w:val="000000"/>
+              </w:rPr>
+            </w:pPr>
+            <w:r>
+              <w:rPr>
+                <w:rFonts w:ascii="Times New Roman" w:hAnsi="Times New Roman" w:eastAsia="Times New Roman" w:cs="Times New Roman"/>
+                <w:i w:val="false"/>
+                <w:b w:val="false"/>
+                <w:u w:val="none"/>
+                <w:strike w:val="false"/>
+                <w:sz w:val="18"/>
+                <w:szCs w:val="18"/>
+                <w:color w:val="000000"/>
+              </w:rPr>
+              <w:t xml:space="preserve">Highest education among adults: Tertiary</w:t>
             </w:r>
           </w:p>
         </w:tc>
@@ -24051,7 +24051,7 @@
                 <w:szCs w:val="18"/>
                 <w:color w:val="000000"/>
               </w:rPr>
-              <w:t xml:space="preserve"/>
+              <w:t xml:space="preserve">0.79</w:t>
             </w:r>
           </w:p>
         </w:tc>
@@ -24111,7 +24111,7 @@
                 <w:szCs w:val="18"/>
                 <w:color w:val="000000"/>
               </w:rPr>
-              <w:t xml:space="preserve">Owns a computer: yes vs no</w:t>
+              <w:t xml:space="preserve">Relative income, per unit of log</w:t>
             </w:r>
           </w:p>
         </w:tc>
@@ -24386,7 +24386,7 @@
                 <w:szCs w:val="18"/>
                 <w:color w:val="000000"/>
               </w:rPr>
-              <w:t xml:space="preserve">0.70</w:t>
+              <w:t xml:space="preserve">0.30</w:t>
             </w:r>
           </w:p>
         </w:tc>
@@ -24423,30 +24423,30 @@
                 <w:right w:val="none" w:sz="0" w:space="0" w:color="000000"/>
               </w:pBdr>
               <w:spacing w:after="20" w:before="20" w:line="240"/>
-              <w:ind w:left="240" w:right="100" w:firstLine="0" w:firstLineChars="0"/>
-              <w:rPr>
-                <w:rFonts w:ascii="Times New Roman" w:hAnsi="Times New Roman" w:eastAsia="Times New Roman" w:cs="Times New Roman"/>
-                <w:i w:val="false"/>
-                <w:b w:val="false"/>
-                <w:u w:val="none"/>
-                <w:strike w:val="false"/>
-                <w:sz w:val="18"/>
-                <w:szCs w:val="18"/>
-                <w:color w:val="000000"/>
-              </w:rPr>
-            </w:pPr>
-            <w:r>
-              <w:rPr>
-                <w:rFonts w:ascii="Times New Roman" w:hAnsi="Times New Roman" w:eastAsia="Times New Roman" w:cs="Times New Roman"/>
-                <w:i w:val="false"/>
-                <w:b w:val="false"/>
-                <w:u w:val="none"/>
-                <w:strike w:val="false"/>
-                <w:sz w:val="18"/>
-                <w:szCs w:val="18"/>
-                <w:color w:val="000000"/>
-              </w:rPr>
-              <w:t xml:space="preserve">Owns a car: yes vs no</w:t>
+              <w:ind w:left="100" w:right="100" w:firstLine="0" w:firstLineChars="0"/>
+              <w:rPr>
+                <w:rFonts w:ascii="Times New Roman" w:hAnsi="Times New Roman" w:eastAsia="Times New Roman" w:cs="Times New Roman"/>
+                <w:i w:val="false"/>
+                <w:b w:val="true"/>
+                <w:u w:val="none"/>
+                <w:strike w:val="false"/>
+                <w:sz w:val="18"/>
+                <w:szCs w:val="18"/>
+                <w:color w:val="000000"/>
+              </w:rPr>
+            </w:pPr>
+            <w:r>
+              <w:rPr>
+                <w:rFonts w:ascii="Times New Roman" w:hAnsi="Times New Roman" w:eastAsia="Times New Roman" w:cs="Times New Roman"/>
+                <w:i w:val="false"/>
+                <w:b w:val="true"/>
+                <w:u w:val="none"/>
+                <w:strike w:val="false"/>
+                <w:sz w:val="18"/>
+                <w:szCs w:val="18"/>
+                <w:color w:val="000000"/>
+              </w:rPr>
+              <w:t xml:space="preserve">Lasso logistic, structural (non-poor households)</w:t>
             </w:r>
           </w:p>
         </w:tc>
@@ -24721,7 +24721,7 @@
                 <w:szCs w:val="18"/>
                 <w:color w:val="000000"/>
               </w:rPr>
-              <w:t xml:space="preserve">0.50</w:t>
+              <w:t xml:space="preserve"/>
             </w:r>
           </w:p>
         </w:tc>
@@ -24781,7 +24781,7 @@
                 <w:szCs w:val="18"/>
                 <w:color w:val="000000"/>
               </w:rPr>
-              <w:t xml:space="preserve">Leaking roof, damp or rot: No vs Yes</w:t>
+              <w:t xml:space="preserve">Intercept (odds)</w:t>
             </w:r>
           </w:p>
         </w:tc>
@@ -25056,7 +25056,7 @@
                 <w:szCs w:val="18"/>
                 <w:color w:val="000000"/>
               </w:rPr>
-              <w:t xml:space="preserve">0.57</w:t>
+              <w:t xml:space="preserve">3.98</w:t>
             </w:r>
           </w:p>
         </w:tc>
@@ -25116,7 +25116,7 @@
                 <w:szCs w:val="18"/>
                 <w:color w:val="000000"/>
               </w:rPr>
-              <w:t xml:space="preserve">Insufficient insulation for heating: No vs Yes</w:t>
+              <w:t xml:space="preserve">Owns a computer: yes vs no</w:t>
             </w:r>
           </w:p>
         </w:tc>
@@ -25391,7 +25391,7 @@
                 <w:szCs w:val="18"/>
                 <w:color w:val="000000"/>
               </w:rPr>
-              <w:t xml:space="preserve">0.65</w:t>
+              <w:t xml:space="preserve">0.70</w:t>
             </w:r>
           </w:p>
         </w:tc>
@@ -25451,7 +25451,7 @@
                 <w:szCs w:val="18"/>
                 <w:color w:val="000000"/>
               </w:rPr>
-              <w:t xml:space="preserve">Highest education among adults: No diploma</w:t>
+              <w:t xml:space="preserve">Owns a car: yes vs no</w:t>
             </w:r>
           </w:p>
         </w:tc>
@@ -25726,7 +25726,7 @@
                 <w:szCs w:val="18"/>
                 <w:color w:val="000000"/>
               </w:rPr>
-              <w:t xml:space="preserve">0.78</w:t>
+              <w:t xml:space="preserve">0.50</w:t>
             </w:r>
           </w:p>
         </w:tc>
@@ -25786,7 +25786,7 @@
                 <w:szCs w:val="18"/>
                 <w:color w:val="000000"/>
               </w:rPr>
-              <w:t xml:space="preserve">Highest education among adults: Primary</w:t>
+              <w:t xml:space="preserve">Leaking roof, damp or rot: No vs Yes</w:t>
             </w:r>
           </w:p>
         </w:tc>
@@ -26061,7 +26061,7 @@
                 <w:szCs w:val="18"/>
                 <w:color w:val="000000"/>
               </w:rPr>
-              <w:t xml:space="preserve">1.14</w:t>
+              <w:t xml:space="preserve">0.57</w:t>
             </w:r>
           </w:p>
         </w:tc>
@@ -26121,7 +26121,7 @@
                 <w:szCs w:val="18"/>
                 <w:color w:val="000000"/>
               </w:rPr>
-              <w:t xml:space="preserve">Highest education among adults: Lower secondary</w:t>
+              <w:t xml:space="preserve">Insufficient insulation for heating: No vs Yes</w:t>
             </w:r>
           </w:p>
         </w:tc>
@@ -26396,7 +26396,7 @@
                 <w:szCs w:val="18"/>
                 <w:color w:val="000000"/>
               </w:rPr>
-              <w:t xml:space="preserve">1.29</w:t>
+              <w:t xml:space="preserve">0.65</w:t>
             </w:r>
           </w:p>
         </w:tc>
@@ -26456,7 +26456,7 @@
                 <w:szCs w:val="18"/>
                 <w:color w:val="000000"/>
               </w:rPr>
-              <w:t xml:space="preserve">Highest education among adults: Upper secondary</w:t>
+              <w:t xml:space="preserve">Highest education among adults: No diploma</w:t>
             </w:r>
           </w:p>
         </w:tc>
@@ -26731,7 +26731,7 @@
                 <w:szCs w:val="18"/>
                 <w:color w:val="000000"/>
               </w:rPr>
-              <w:t xml:space="preserve">1.06</w:t>
+              <w:t xml:space="preserve">0.78</w:t>
             </w:r>
           </w:p>
         </w:tc>
@@ -26791,7 +26791,7 @@
                 <w:szCs w:val="18"/>
                 <w:color w:val="000000"/>
               </w:rPr>
-              <w:t xml:space="preserve">Highest education among adults: Tertiary</w:t>
+              <w:t xml:space="preserve">Highest education among adults: Primary</w:t>
             </w:r>
           </w:p>
         </w:tc>
@@ -27066,7 +27066,7 @@
                 <w:szCs w:val="18"/>
                 <w:color w:val="000000"/>
               </w:rPr>
-              <w:t xml:space="preserve">0.84</w:t>
+              <w:t xml:space="preserve">1.14</w:t>
             </w:r>
           </w:p>
         </w:tc>
@@ -27126,7 +27126,7 @@
                 <w:szCs w:val="18"/>
                 <w:color w:val="000000"/>
               </w:rPr>
-              <w:t xml:space="preserve">Education of reference person: No diploma</w:t>
+              <w:t xml:space="preserve">Highest education among adults: Lower secondary</w:t>
             </w:r>
           </w:p>
         </w:tc>
@@ -27401,7 +27401,7 @@
                 <w:szCs w:val="18"/>
                 <w:color w:val="000000"/>
               </w:rPr>
-              <w:t xml:space="preserve">1.77</w:t>
+              <w:t xml:space="preserve">1.29</w:t>
             </w:r>
           </w:p>
         </w:tc>
@@ -27461,7 +27461,7 @@
                 <w:szCs w:val="18"/>
                 <w:color w:val="000000"/>
               </w:rPr>
-              <w:t xml:space="preserve">Education of reference person: Primary</w:t>
+              <w:t xml:space="preserve">Highest education among adults: Upper secondary</w:t>
             </w:r>
           </w:p>
         </w:tc>
@@ -27736,7 +27736,7 @@
                 <w:szCs w:val="18"/>
                 <w:color w:val="000000"/>
               </w:rPr>
-              <w:t xml:space="preserve">1.22</w:t>
+              <w:t xml:space="preserve">1.06</w:t>
             </w:r>
           </w:p>
         </w:tc>
@@ -27796,7 +27796,7 @@
                 <w:szCs w:val="18"/>
                 <w:color w:val="000000"/>
               </w:rPr>
-              <w:t xml:space="preserve">Education of reference person: Lower secondary</w:t>
+              <w:t xml:space="preserve">Highest education among adults: Tertiary</w:t>
             </w:r>
           </w:p>
         </w:tc>
@@ -28071,7 +28071,7 @@
                 <w:szCs w:val="18"/>
                 <w:color w:val="000000"/>
               </w:rPr>
-              <w:t xml:space="preserve">0.98</w:t>
+              <w:t xml:space="preserve">0.84</w:t>
             </w:r>
           </w:p>
         </w:tc>
@@ -28131,6 +28131,1011 @@
                 <w:szCs w:val="18"/>
                 <w:color w:val="000000"/>
               </w:rPr>
+              <w:t xml:space="preserve">Education of reference person: No diploma</w:t>
+            </w:r>
+          </w:p>
+        </w:tc>
+        <w:tc>
+          <w:tcPr>
+            <w:tcBorders>
+              <w:bottom w:val="none" w:sz="0" w:space="0" w:color="000000"/>
+              <w:top w:val="none" w:sz="0" w:space="0" w:color="000000"/>
+              <w:left w:val="none" w:sz="0" w:space="0" w:color="000000"/>
+              <w:right w:val="none" w:sz="0" w:space="0" w:color="000000"/>
+            </w:tcBorders>
+            <w:shd w:val="clear" w:color="auto" w:fill="FFFFFF"/>
+            <w:tcMar>
+              <w:top w:w="0" w:type="dxa"/>
+              <w:bottom w:w="0" w:type="dxa"/>
+              <w:left w:w="0" w:type="dxa"/>
+              <w:right w:w="0" w:type="dxa"/>
+            </w:tcMar>
+            <w:vAlign w:val="center"/>
+          </w:tcPr>
+          <w:p>
+            <w:pPr>
+              <w:pStyle w:val="Normal"/>
+              <w:jc w:val="left"/>
+              <w:pBdr>
+                <w:bottom w:val="none" w:sz="0" w:space="0" w:color="000000"/>
+                <w:top w:val="none" w:sz="0" w:space="0" w:color="000000"/>
+                <w:left w:val="none" w:sz="0" w:space="0" w:color="000000"/>
+                <w:right w:val="none" w:sz="0" w:space="0" w:color="000000"/>
+              </w:pBdr>
+              <w:spacing w:after="20" w:before="20" w:line="240"/>
+              <w:ind w:left="100" w:right="100" w:firstLine="0" w:firstLineChars="0"/>
+              <w:rPr>
+                <w:rFonts w:ascii="Times New Roman" w:hAnsi="Times New Roman" w:eastAsia="Times New Roman" w:cs="Times New Roman"/>
+                <w:i w:val="false"/>
+                <w:b w:val="false"/>
+                <w:u w:val="none"/>
+                <w:strike w:val="false"/>
+                <w:sz w:val="18"/>
+                <w:szCs w:val="18"/>
+                <w:color w:val="000000"/>
+              </w:rPr>
+            </w:pPr>
+            <w:r>
+              <w:rPr>
+                <w:rFonts w:ascii="Times New Roman" w:hAnsi="Times New Roman" w:eastAsia="Times New Roman" w:cs="Times New Roman"/>
+                <w:i w:val="false"/>
+                <w:b w:val="false"/>
+                <w:u w:val="none"/>
+                <w:strike w:val="false"/>
+                <w:sz w:val="18"/>
+                <w:szCs w:val="18"/>
+                <w:color w:val="000000"/>
+              </w:rPr>
+              <w:t xml:space="preserve"/>
+            </w:r>
+          </w:p>
+        </w:tc>
+        <w:tc>
+          <w:tcPr>
+            <w:tcBorders>
+              <w:bottom w:val="none" w:sz="0" w:space="0" w:color="000000"/>
+              <w:top w:val="none" w:sz="0" w:space="0" w:color="000000"/>
+              <w:left w:val="none" w:sz="0" w:space="0" w:color="000000"/>
+              <w:right w:val="none" w:sz="0" w:space="0" w:color="000000"/>
+            </w:tcBorders>
+            <w:shd w:val="clear" w:color="auto" w:fill="FFFFFF"/>
+            <w:tcMar>
+              <w:top w:w="0" w:type="dxa"/>
+              <w:bottom w:w="0" w:type="dxa"/>
+              <w:left w:w="0" w:type="dxa"/>
+              <w:right w:w="0" w:type="dxa"/>
+            </w:tcMar>
+            <w:vAlign w:val="center"/>
+          </w:tcPr>
+          <w:p>
+            <w:pPr>
+              <w:pStyle w:val="Normal"/>
+              <w:jc w:val="left"/>
+              <w:pBdr>
+                <w:bottom w:val="none" w:sz="0" w:space="0" w:color="000000"/>
+                <w:top w:val="none" w:sz="0" w:space="0" w:color="000000"/>
+                <w:left w:val="none" w:sz="0" w:space="0" w:color="000000"/>
+                <w:right w:val="none" w:sz="0" w:space="0" w:color="000000"/>
+              </w:pBdr>
+              <w:spacing w:after="20" w:before="20" w:line="240"/>
+              <w:ind w:left="100" w:right="100" w:firstLine="0" w:firstLineChars="0"/>
+              <w:rPr>
+                <w:rFonts w:ascii="Times New Roman" w:hAnsi="Times New Roman" w:eastAsia="Times New Roman" w:cs="Times New Roman"/>
+                <w:i w:val="false"/>
+                <w:b w:val="false"/>
+                <w:u w:val="none"/>
+                <w:strike w:val="false"/>
+                <w:sz w:val="18"/>
+                <w:szCs w:val="18"/>
+                <w:color w:val="000000"/>
+              </w:rPr>
+            </w:pPr>
+            <w:r>
+              <w:rPr>
+                <w:rFonts w:ascii="Times New Roman" w:hAnsi="Times New Roman" w:eastAsia="Times New Roman" w:cs="Times New Roman"/>
+                <w:i w:val="false"/>
+                <w:b w:val="false"/>
+                <w:u w:val="none"/>
+                <w:strike w:val="false"/>
+                <w:sz w:val="18"/>
+                <w:szCs w:val="18"/>
+                <w:color w:val="000000"/>
+              </w:rPr>
+              <w:t xml:space="preserve"/>
+            </w:r>
+          </w:p>
+        </w:tc>
+        <w:tc>
+          <w:tcPr>
+            <w:tcBorders>
+              <w:bottom w:val="none" w:sz="0" w:space="0" w:color="000000"/>
+              <w:top w:val="none" w:sz="0" w:space="0" w:color="000000"/>
+              <w:left w:val="none" w:sz="0" w:space="0" w:color="000000"/>
+              <w:right w:val="none" w:sz="0" w:space="0" w:color="000000"/>
+            </w:tcBorders>
+            <w:shd w:val="clear" w:color="auto" w:fill="FFFFFF"/>
+            <w:tcMar>
+              <w:top w:w="0" w:type="dxa"/>
+              <w:bottom w:w="0" w:type="dxa"/>
+              <w:left w:w="0" w:type="dxa"/>
+              <w:right w:w="0" w:type="dxa"/>
+            </w:tcMar>
+            <w:vAlign w:val="center"/>
+          </w:tcPr>
+          <w:p>
+            <w:pPr>
+              <w:pStyle w:val="Normal"/>
+              <w:jc w:val="left"/>
+              <w:pBdr>
+                <w:bottom w:val="none" w:sz="0" w:space="0" w:color="000000"/>
+                <w:top w:val="none" w:sz="0" w:space="0" w:color="000000"/>
+                <w:left w:val="none" w:sz="0" w:space="0" w:color="000000"/>
+                <w:right w:val="none" w:sz="0" w:space="0" w:color="000000"/>
+              </w:pBdr>
+              <w:spacing w:after="20" w:before="20" w:line="240"/>
+              <w:ind w:left="100" w:right="100" w:firstLine="0" w:firstLineChars="0"/>
+              <w:rPr>
+                <w:rFonts w:ascii="Times New Roman" w:hAnsi="Times New Roman" w:eastAsia="Times New Roman" w:cs="Times New Roman"/>
+                <w:i w:val="false"/>
+                <w:b w:val="false"/>
+                <w:u w:val="none"/>
+                <w:strike w:val="false"/>
+                <w:sz w:val="18"/>
+                <w:szCs w:val="18"/>
+                <w:color w:val="000000"/>
+              </w:rPr>
+            </w:pPr>
+            <w:r>
+              <w:rPr>
+                <w:rFonts w:ascii="Times New Roman" w:hAnsi="Times New Roman" w:eastAsia="Times New Roman" w:cs="Times New Roman"/>
+                <w:i w:val="false"/>
+                <w:b w:val="false"/>
+                <w:u w:val="none"/>
+                <w:strike w:val="false"/>
+                <w:sz w:val="18"/>
+                <w:szCs w:val="18"/>
+                <w:color w:val="000000"/>
+              </w:rPr>
+              <w:t xml:space="preserve"/>
+            </w:r>
+          </w:p>
+        </w:tc>
+        <w:tc>
+          <w:tcPr>
+            <w:tcBorders>
+              <w:bottom w:val="none" w:sz="0" w:space="0" w:color="000000"/>
+              <w:top w:val="none" w:sz="0" w:space="0" w:color="000000"/>
+              <w:left w:val="none" w:sz="0" w:space="0" w:color="000000"/>
+              <w:right w:val="none" w:sz="0" w:space="0" w:color="000000"/>
+            </w:tcBorders>
+            <w:shd w:val="clear" w:color="auto" w:fill="FFFFFF"/>
+            <w:tcMar>
+              <w:top w:w="0" w:type="dxa"/>
+              <w:bottom w:w="0" w:type="dxa"/>
+              <w:left w:w="0" w:type="dxa"/>
+              <w:right w:w="0" w:type="dxa"/>
+            </w:tcMar>
+            <w:vAlign w:val="center"/>
+          </w:tcPr>
+          <w:p>
+            <w:pPr>
+              <w:pStyle w:val="Normal"/>
+              <w:jc w:val="left"/>
+              <w:pBdr>
+                <w:bottom w:val="none" w:sz="0" w:space="0" w:color="000000"/>
+                <w:top w:val="none" w:sz="0" w:space="0" w:color="000000"/>
+                <w:left w:val="none" w:sz="0" w:space="0" w:color="000000"/>
+                <w:right w:val="none" w:sz="0" w:space="0" w:color="000000"/>
+              </w:pBdr>
+              <w:spacing w:after="20" w:before="20" w:line="240"/>
+              <w:ind w:left="100" w:right="100" w:firstLine="0" w:firstLineChars="0"/>
+              <w:rPr>
+                <w:rFonts w:ascii="Times New Roman" w:hAnsi="Times New Roman" w:eastAsia="Times New Roman" w:cs="Times New Roman"/>
+                <w:i w:val="false"/>
+                <w:b w:val="false"/>
+                <w:u w:val="none"/>
+                <w:strike w:val="false"/>
+                <w:sz w:val="18"/>
+                <w:szCs w:val="18"/>
+                <w:color w:val="000000"/>
+              </w:rPr>
+            </w:pPr>
+            <w:r>
+              <w:rPr>
+                <w:rFonts w:ascii="Times New Roman" w:hAnsi="Times New Roman" w:eastAsia="Times New Roman" w:cs="Times New Roman"/>
+                <w:i w:val="false"/>
+                <w:b w:val="false"/>
+                <w:u w:val="none"/>
+                <w:strike w:val="false"/>
+                <w:sz w:val="18"/>
+                <w:szCs w:val="18"/>
+                <w:color w:val="000000"/>
+              </w:rPr>
+              <w:t xml:space="preserve"/>
+            </w:r>
+          </w:p>
+        </w:tc>
+        <w:tc>
+          <w:tcPr>
+            <w:tcBorders>
+              <w:bottom w:val="none" w:sz="0" w:space="0" w:color="000000"/>
+              <w:top w:val="none" w:sz="0" w:space="0" w:color="000000"/>
+              <w:left w:val="none" w:sz="0" w:space="0" w:color="000000"/>
+              <w:right w:val="none" w:sz="0" w:space="0" w:color="000000"/>
+            </w:tcBorders>
+            <w:shd w:val="clear" w:color="auto" w:fill="FFFFFF"/>
+            <w:tcMar>
+              <w:top w:w="0" w:type="dxa"/>
+              <w:bottom w:w="0" w:type="dxa"/>
+              <w:left w:w="0" w:type="dxa"/>
+              <w:right w:w="0" w:type="dxa"/>
+            </w:tcMar>
+            <w:vAlign w:val="center"/>
+          </w:tcPr>
+          <w:p>
+            <w:pPr>
+              <w:pStyle w:val="Normal"/>
+              <w:jc w:val="left"/>
+              <w:pBdr>
+                <w:bottom w:val="none" w:sz="0" w:space="0" w:color="000000"/>
+                <w:top w:val="none" w:sz="0" w:space="0" w:color="000000"/>
+                <w:left w:val="none" w:sz="0" w:space="0" w:color="000000"/>
+                <w:right w:val="none" w:sz="0" w:space="0" w:color="000000"/>
+              </w:pBdr>
+              <w:spacing w:after="20" w:before="20" w:line="240"/>
+              <w:ind w:left="100" w:right="100" w:firstLine="0" w:firstLineChars="0"/>
+              <w:rPr>
+                <w:rFonts w:ascii="Times New Roman" w:hAnsi="Times New Roman" w:eastAsia="Times New Roman" w:cs="Times New Roman"/>
+                <w:i w:val="false"/>
+                <w:b w:val="false"/>
+                <w:u w:val="none"/>
+                <w:strike w:val="false"/>
+                <w:sz w:val="18"/>
+                <w:szCs w:val="18"/>
+                <w:color w:val="000000"/>
+              </w:rPr>
+            </w:pPr>
+            <w:r>
+              <w:rPr>
+                <w:rFonts w:ascii="Times New Roman" w:hAnsi="Times New Roman" w:eastAsia="Times New Roman" w:cs="Times New Roman"/>
+                <w:i w:val="false"/>
+                <w:b w:val="false"/>
+                <w:u w:val="none"/>
+                <w:strike w:val="false"/>
+                <w:sz w:val="18"/>
+                <w:szCs w:val="18"/>
+                <w:color w:val="000000"/>
+              </w:rPr>
+              <w:t xml:space="preserve">1.77</w:t>
+            </w:r>
+          </w:p>
+        </w:tc>
+      </w:tr>
+      <w:tr>
+        <w:trPr>
+          <w:trHeight w:val="400" w:hRule="auto"/>
+        </w:trPr>
+        <w:tc>
+          <w:tcPr>
+            <w:tcBorders>
+              <w:bottom w:val="none" w:sz="0" w:space="0" w:color="000000"/>
+              <w:top w:val="none" w:sz="0" w:space="0" w:color="000000"/>
+              <w:left w:val="none" w:sz="0" w:space="0" w:color="000000"/>
+              <w:right w:val="none" w:sz="0" w:space="0" w:color="000000"/>
+            </w:tcBorders>
+            <w:shd w:val="clear" w:color="auto" w:fill="FFFFFF"/>
+            <w:tcMar>
+              <w:top w:w="0" w:type="dxa"/>
+              <w:bottom w:w="0" w:type="dxa"/>
+              <w:left w:w="0" w:type="dxa"/>
+              <w:right w:w="0" w:type="dxa"/>
+            </w:tcMar>
+            <w:vAlign w:val="center"/>
+          </w:tcPr>
+          <w:p>
+            <w:pPr>
+              <w:pStyle w:val="Normal"/>
+              <w:jc w:val="left"/>
+              <w:pBdr>
+                <w:bottom w:val="none" w:sz="0" w:space="0" w:color="000000"/>
+                <w:top w:val="none" w:sz="0" w:space="0" w:color="000000"/>
+                <w:left w:val="none" w:sz="0" w:space="0" w:color="000000"/>
+                <w:right w:val="none" w:sz="0" w:space="0" w:color="000000"/>
+              </w:pBdr>
+              <w:spacing w:after="20" w:before="20" w:line="240"/>
+              <w:ind w:left="240" w:right="100" w:firstLine="0" w:firstLineChars="0"/>
+              <w:rPr>
+                <w:rFonts w:ascii="Times New Roman" w:hAnsi="Times New Roman" w:eastAsia="Times New Roman" w:cs="Times New Roman"/>
+                <w:i w:val="false"/>
+                <w:b w:val="false"/>
+                <w:u w:val="none"/>
+                <w:strike w:val="false"/>
+                <w:sz w:val="18"/>
+                <w:szCs w:val="18"/>
+                <w:color w:val="000000"/>
+              </w:rPr>
+            </w:pPr>
+            <w:r>
+              <w:rPr>
+                <w:rFonts w:ascii="Times New Roman" w:hAnsi="Times New Roman" w:eastAsia="Times New Roman" w:cs="Times New Roman"/>
+                <w:i w:val="false"/>
+                <w:b w:val="false"/>
+                <w:u w:val="none"/>
+                <w:strike w:val="false"/>
+                <w:sz w:val="18"/>
+                <w:szCs w:val="18"/>
+                <w:color w:val="000000"/>
+              </w:rPr>
+              <w:t xml:space="preserve">Education of reference person: Primary</w:t>
+            </w:r>
+          </w:p>
+        </w:tc>
+        <w:tc>
+          <w:tcPr>
+            <w:tcBorders>
+              <w:bottom w:val="none" w:sz="0" w:space="0" w:color="000000"/>
+              <w:top w:val="none" w:sz="0" w:space="0" w:color="000000"/>
+              <w:left w:val="none" w:sz="0" w:space="0" w:color="000000"/>
+              <w:right w:val="none" w:sz="0" w:space="0" w:color="000000"/>
+            </w:tcBorders>
+            <w:shd w:val="clear" w:color="auto" w:fill="FFFFFF"/>
+            <w:tcMar>
+              <w:top w:w="0" w:type="dxa"/>
+              <w:bottom w:w="0" w:type="dxa"/>
+              <w:left w:w="0" w:type="dxa"/>
+              <w:right w:w="0" w:type="dxa"/>
+            </w:tcMar>
+            <w:vAlign w:val="center"/>
+          </w:tcPr>
+          <w:p>
+            <w:pPr>
+              <w:pStyle w:val="Normal"/>
+              <w:jc w:val="left"/>
+              <w:pBdr>
+                <w:bottom w:val="none" w:sz="0" w:space="0" w:color="000000"/>
+                <w:top w:val="none" w:sz="0" w:space="0" w:color="000000"/>
+                <w:left w:val="none" w:sz="0" w:space="0" w:color="000000"/>
+                <w:right w:val="none" w:sz="0" w:space="0" w:color="000000"/>
+              </w:pBdr>
+              <w:spacing w:after="20" w:before="20" w:line="240"/>
+              <w:ind w:left="100" w:right="100" w:firstLine="0" w:firstLineChars="0"/>
+              <w:rPr>
+                <w:rFonts w:ascii="Times New Roman" w:hAnsi="Times New Roman" w:eastAsia="Times New Roman" w:cs="Times New Roman"/>
+                <w:i w:val="false"/>
+                <w:b w:val="false"/>
+                <w:u w:val="none"/>
+                <w:strike w:val="false"/>
+                <w:sz w:val="18"/>
+                <w:szCs w:val="18"/>
+                <w:color w:val="000000"/>
+              </w:rPr>
+            </w:pPr>
+            <w:r>
+              <w:rPr>
+                <w:rFonts w:ascii="Times New Roman" w:hAnsi="Times New Roman" w:eastAsia="Times New Roman" w:cs="Times New Roman"/>
+                <w:i w:val="false"/>
+                <w:b w:val="false"/>
+                <w:u w:val="none"/>
+                <w:strike w:val="false"/>
+                <w:sz w:val="18"/>
+                <w:szCs w:val="18"/>
+                <w:color w:val="000000"/>
+              </w:rPr>
+              <w:t xml:space="preserve"/>
+            </w:r>
+          </w:p>
+        </w:tc>
+        <w:tc>
+          <w:tcPr>
+            <w:tcBorders>
+              <w:bottom w:val="none" w:sz="0" w:space="0" w:color="000000"/>
+              <w:top w:val="none" w:sz="0" w:space="0" w:color="000000"/>
+              <w:left w:val="none" w:sz="0" w:space="0" w:color="000000"/>
+              <w:right w:val="none" w:sz="0" w:space="0" w:color="000000"/>
+            </w:tcBorders>
+            <w:shd w:val="clear" w:color="auto" w:fill="FFFFFF"/>
+            <w:tcMar>
+              <w:top w:w="0" w:type="dxa"/>
+              <w:bottom w:w="0" w:type="dxa"/>
+              <w:left w:w="0" w:type="dxa"/>
+              <w:right w:w="0" w:type="dxa"/>
+            </w:tcMar>
+            <w:vAlign w:val="center"/>
+          </w:tcPr>
+          <w:p>
+            <w:pPr>
+              <w:pStyle w:val="Normal"/>
+              <w:jc w:val="left"/>
+              <w:pBdr>
+                <w:bottom w:val="none" w:sz="0" w:space="0" w:color="000000"/>
+                <w:top w:val="none" w:sz="0" w:space="0" w:color="000000"/>
+                <w:left w:val="none" w:sz="0" w:space="0" w:color="000000"/>
+                <w:right w:val="none" w:sz="0" w:space="0" w:color="000000"/>
+              </w:pBdr>
+              <w:spacing w:after="20" w:before="20" w:line="240"/>
+              <w:ind w:left="100" w:right="100" w:firstLine="0" w:firstLineChars="0"/>
+              <w:rPr>
+                <w:rFonts w:ascii="Times New Roman" w:hAnsi="Times New Roman" w:eastAsia="Times New Roman" w:cs="Times New Roman"/>
+                <w:i w:val="false"/>
+                <w:b w:val="false"/>
+                <w:u w:val="none"/>
+                <w:strike w:val="false"/>
+                <w:sz w:val="18"/>
+                <w:szCs w:val="18"/>
+                <w:color w:val="000000"/>
+              </w:rPr>
+            </w:pPr>
+            <w:r>
+              <w:rPr>
+                <w:rFonts w:ascii="Times New Roman" w:hAnsi="Times New Roman" w:eastAsia="Times New Roman" w:cs="Times New Roman"/>
+                <w:i w:val="false"/>
+                <w:b w:val="false"/>
+                <w:u w:val="none"/>
+                <w:strike w:val="false"/>
+                <w:sz w:val="18"/>
+                <w:szCs w:val="18"/>
+                <w:color w:val="000000"/>
+              </w:rPr>
+              <w:t xml:space="preserve"/>
+            </w:r>
+          </w:p>
+        </w:tc>
+        <w:tc>
+          <w:tcPr>
+            <w:tcBorders>
+              <w:bottom w:val="none" w:sz="0" w:space="0" w:color="000000"/>
+              <w:top w:val="none" w:sz="0" w:space="0" w:color="000000"/>
+              <w:left w:val="none" w:sz="0" w:space="0" w:color="000000"/>
+              <w:right w:val="none" w:sz="0" w:space="0" w:color="000000"/>
+            </w:tcBorders>
+            <w:shd w:val="clear" w:color="auto" w:fill="FFFFFF"/>
+            <w:tcMar>
+              <w:top w:w="0" w:type="dxa"/>
+              <w:bottom w:w="0" w:type="dxa"/>
+              <w:left w:w="0" w:type="dxa"/>
+              <w:right w:w="0" w:type="dxa"/>
+            </w:tcMar>
+            <w:vAlign w:val="center"/>
+          </w:tcPr>
+          <w:p>
+            <w:pPr>
+              <w:pStyle w:val="Normal"/>
+              <w:jc w:val="left"/>
+              <w:pBdr>
+                <w:bottom w:val="none" w:sz="0" w:space="0" w:color="000000"/>
+                <w:top w:val="none" w:sz="0" w:space="0" w:color="000000"/>
+                <w:left w:val="none" w:sz="0" w:space="0" w:color="000000"/>
+                <w:right w:val="none" w:sz="0" w:space="0" w:color="000000"/>
+              </w:pBdr>
+              <w:spacing w:after="20" w:before="20" w:line="240"/>
+              <w:ind w:left="100" w:right="100" w:firstLine="0" w:firstLineChars="0"/>
+              <w:rPr>
+                <w:rFonts w:ascii="Times New Roman" w:hAnsi="Times New Roman" w:eastAsia="Times New Roman" w:cs="Times New Roman"/>
+                <w:i w:val="false"/>
+                <w:b w:val="false"/>
+                <w:u w:val="none"/>
+                <w:strike w:val="false"/>
+                <w:sz w:val="18"/>
+                <w:szCs w:val="18"/>
+                <w:color w:val="000000"/>
+              </w:rPr>
+            </w:pPr>
+            <w:r>
+              <w:rPr>
+                <w:rFonts w:ascii="Times New Roman" w:hAnsi="Times New Roman" w:eastAsia="Times New Roman" w:cs="Times New Roman"/>
+                <w:i w:val="false"/>
+                <w:b w:val="false"/>
+                <w:u w:val="none"/>
+                <w:strike w:val="false"/>
+                <w:sz w:val="18"/>
+                <w:szCs w:val="18"/>
+                <w:color w:val="000000"/>
+              </w:rPr>
+              <w:t xml:space="preserve"/>
+            </w:r>
+          </w:p>
+        </w:tc>
+        <w:tc>
+          <w:tcPr>
+            <w:tcBorders>
+              <w:bottom w:val="none" w:sz="0" w:space="0" w:color="000000"/>
+              <w:top w:val="none" w:sz="0" w:space="0" w:color="000000"/>
+              <w:left w:val="none" w:sz="0" w:space="0" w:color="000000"/>
+              <w:right w:val="none" w:sz="0" w:space="0" w:color="000000"/>
+            </w:tcBorders>
+            <w:shd w:val="clear" w:color="auto" w:fill="FFFFFF"/>
+            <w:tcMar>
+              <w:top w:w="0" w:type="dxa"/>
+              <w:bottom w:w="0" w:type="dxa"/>
+              <w:left w:w="0" w:type="dxa"/>
+              <w:right w:w="0" w:type="dxa"/>
+            </w:tcMar>
+            <w:vAlign w:val="center"/>
+          </w:tcPr>
+          <w:p>
+            <w:pPr>
+              <w:pStyle w:val="Normal"/>
+              <w:jc w:val="left"/>
+              <w:pBdr>
+                <w:bottom w:val="none" w:sz="0" w:space="0" w:color="000000"/>
+                <w:top w:val="none" w:sz="0" w:space="0" w:color="000000"/>
+                <w:left w:val="none" w:sz="0" w:space="0" w:color="000000"/>
+                <w:right w:val="none" w:sz="0" w:space="0" w:color="000000"/>
+              </w:pBdr>
+              <w:spacing w:after="20" w:before="20" w:line="240"/>
+              <w:ind w:left="100" w:right="100" w:firstLine="0" w:firstLineChars="0"/>
+              <w:rPr>
+                <w:rFonts w:ascii="Times New Roman" w:hAnsi="Times New Roman" w:eastAsia="Times New Roman" w:cs="Times New Roman"/>
+                <w:i w:val="false"/>
+                <w:b w:val="false"/>
+                <w:u w:val="none"/>
+                <w:strike w:val="false"/>
+                <w:sz w:val="18"/>
+                <w:szCs w:val="18"/>
+                <w:color w:val="000000"/>
+              </w:rPr>
+            </w:pPr>
+            <w:r>
+              <w:rPr>
+                <w:rFonts w:ascii="Times New Roman" w:hAnsi="Times New Roman" w:eastAsia="Times New Roman" w:cs="Times New Roman"/>
+                <w:i w:val="false"/>
+                <w:b w:val="false"/>
+                <w:u w:val="none"/>
+                <w:strike w:val="false"/>
+                <w:sz w:val="18"/>
+                <w:szCs w:val="18"/>
+                <w:color w:val="000000"/>
+              </w:rPr>
+              <w:t xml:space="preserve"/>
+            </w:r>
+          </w:p>
+        </w:tc>
+        <w:tc>
+          <w:tcPr>
+            <w:tcBorders>
+              <w:bottom w:val="none" w:sz="0" w:space="0" w:color="000000"/>
+              <w:top w:val="none" w:sz="0" w:space="0" w:color="000000"/>
+              <w:left w:val="none" w:sz="0" w:space="0" w:color="000000"/>
+              <w:right w:val="none" w:sz="0" w:space="0" w:color="000000"/>
+            </w:tcBorders>
+            <w:shd w:val="clear" w:color="auto" w:fill="FFFFFF"/>
+            <w:tcMar>
+              <w:top w:w="0" w:type="dxa"/>
+              <w:bottom w:w="0" w:type="dxa"/>
+              <w:left w:w="0" w:type="dxa"/>
+              <w:right w:w="0" w:type="dxa"/>
+            </w:tcMar>
+            <w:vAlign w:val="center"/>
+          </w:tcPr>
+          <w:p>
+            <w:pPr>
+              <w:pStyle w:val="Normal"/>
+              <w:jc w:val="left"/>
+              <w:pBdr>
+                <w:bottom w:val="none" w:sz="0" w:space="0" w:color="000000"/>
+                <w:top w:val="none" w:sz="0" w:space="0" w:color="000000"/>
+                <w:left w:val="none" w:sz="0" w:space="0" w:color="000000"/>
+                <w:right w:val="none" w:sz="0" w:space="0" w:color="000000"/>
+              </w:pBdr>
+              <w:spacing w:after="20" w:before="20" w:line="240"/>
+              <w:ind w:left="100" w:right="100" w:firstLine="0" w:firstLineChars="0"/>
+              <w:rPr>
+                <w:rFonts w:ascii="Times New Roman" w:hAnsi="Times New Roman" w:eastAsia="Times New Roman" w:cs="Times New Roman"/>
+                <w:i w:val="false"/>
+                <w:b w:val="false"/>
+                <w:u w:val="none"/>
+                <w:strike w:val="false"/>
+                <w:sz w:val="18"/>
+                <w:szCs w:val="18"/>
+                <w:color w:val="000000"/>
+              </w:rPr>
+            </w:pPr>
+            <w:r>
+              <w:rPr>
+                <w:rFonts w:ascii="Times New Roman" w:hAnsi="Times New Roman" w:eastAsia="Times New Roman" w:cs="Times New Roman"/>
+                <w:i w:val="false"/>
+                <w:b w:val="false"/>
+                <w:u w:val="none"/>
+                <w:strike w:val="false"/>
+                <w:sz w:val="18"/>
+                <w:szCs w:val="18"/>
+                <w:color w:val="000000"/>
+              </w:rPr>
+              <w:t xml:space="preserve">1.22</w:t>
+            </w:r>
+          </w:p>
+        </w:tc>
+      </w:tr>
+      <w:tr>
+        <w:trPr>
+          <w:trHeight w:val="400" w:hRule="auto"/>
+        </w:trPr>
+        <w:tc>
+          <w:tcPr>
+            <w:tcBorders>
+              <w:bottom w:val="none" w:sz="0" w:space="0" w:color="000000"/>
+              <w:top w:val="none" w:sz="0" w:space="0" w:color="000000"/>
+              <w:left w:val="none" w:sz="0" w:space="0" w:color="000000"/>
+              <w:right w:val="none" w:sz="0" w:space="0" w:color="000000"/>
+            </w:tcBorders>
+            <w:shd w:val="clear" w:color="auto" w:fill="FFFFFF"/>
+            <w:tcMar>
+              <w:top w:w="0" w:type="dxa"/>
+              <w:bottom w:w="0" w:type="dxa"/>
+              <w:left w:w="0" w:type="dxa"/>
+              <w:right w:w="0" w:type="dxa"/>
+            </w:tcMar>
+            <w:vAlign w:val="center"/>
+          </w:tcPr>
+          <w:p>
+            <w:pPr>
+              <w:pStyle w:val="Normal"/>
+              <w:jc w:val="left"/>
+              <w:pBdr>
+                <w:bottom w:val="none" w:sz="0" w:space="0" w:color="000000"/>
+                <w:top w:val="none" w:sz="0" w:space="0" w:color="000000"/>
+                <w:left w:val="none" w:sz="0" w:space="0" w:color="000000"/>
+                <w:right w:val="none" w:sz="0" w:space="0" w:color="000000"/>
+              </w:pBdr>
+              <w:spacing w:after="20" w:before="20" w:line="240"/>
+              <w:ind w:left="240" w:right="100" w:firstLine="0" w:firstLineChars="0"/>
+              <w:rPr>
+                <w:rFonts w:ascii="Times New Roman" w:hAnsi="Times New Roman" w:eastAsia="Times New Roman" w:cs="Times New Roman"/>
+                <w:i w:val="false"/>
+                <w:b w:val="false"/>
+                <w:u w:val="none"/>
+                <w:strike w:val="false"/>
+                <w:sz w:val="18"/>
+                <w:szCs w:val="18"/>
+                <w:color w:val="000000"/>
+              </w:rPr>
+            </w:pPr>
+            <w:r>
+              <w:rPr>
+                <w:rFonts w:ascii="Times New Roman" w:hAnsi="Times New Roman" w:eastAsia="Times New Roman" w:cs="Times New Roman"/>
+                <w:i w:val="false"/>
+                <w:b w:val="false"/>
+                <w:u w:val="none"/>
+                <w:strike w:val="false"/>
+                <w:sz w:val="18"/>
+                <w:szCs w:val="18"/>
+                <w:color w:val="000000"/>
+              </w:rPr>
+              <w:t xml:space="preserve">Education of reference person: Lower secondary</w:t>
+            </w:r>
+          </w:p>
+        </w:tc>
+        <w:tc>
+          <w:tcPr>
+            <w:tcBorders>
+              <w:bottom w:val="none" w:sz="0" w:space="0" w:color="000000"/>
+              <w:top w:val="none" w:sz="0" w:space="0" w:color="000000"/>
+              <w:left w:val="none" w:sz="0" w:space="0" w:color="000000"/>
+              <w:right w:val="none" w:sz="0" w:space="0" w:color="000000"/>
+            </w:tcBorders>
+            <w:shd w:val="clear" w:color="auto" w:fill="FFFFFF"/>
+            <w:tcMar>
+              <w:top w:w="0" w:type="dxa"/>
+              <w:bottom w:w="0" w:type="dxa"/>
+              <w:left w:w="0" w:type="dxa"/>
+              <w:right w:w="0" w:type="dxa"/>
+            </w:tcMar>
+            <w:vAlign w:val="center"/>
+          </w:tcPr>
+          <w:p>
+            <w:pPr>
+              <w:pStyle w:val="Normal"/>
+              <w:jc w:val="left"/>
+              <w:pBdr>
+                <w:bottom w:val="none" w:sz="0" w:space="0" w:color="000000"/>
+                <w:top w:val="none" w:sz="0" w:space="0" w:color="000000"/>
+                <w:left w:val="none" w:sz="0" w:space="0" w:color="000000"/>
+                <w:right w:val="none" w:sz="0" w:space="0" w:color="000000"/>
+              </w:pBdr>
+              <w:spacing w:after="20" w:before="20" w:line="240"/>
+              <w:ind w:left="100" w:right="100" w:firstLine="0" w:firstLineChars="0"/>
+              <w:rPr>
+                <w:rFonts w:ascii="Times New Roman" w:hAnsi="Times New Roman" w:eastAsia="Times New Roman" w:cs="Times New Roman"/>
+                <w:i w:val="false"/>
+                <w:b w:val="false"/>
+                <w:u w:val="none"/>
+                <w:strike w:val="false"/>
+                <w:sz w:val="18"/>
+                <w:szCs w:val="18"/>
+                <w:color w:val="000000"/>
+              </w:rPr>
+            </w:pPr>
+            <w:r>
+              <w:rPr>
+                <w:rFonts w:ascii="Times New Roman" w:hAnsi="Times New Roman" w:eastAsia="Times New Roman" w:cs="Times New Roman"/>
+                <w:i w:val="false"/>
+                <w:b w:val="false"/>
+                <w:u w:val="none"/>
+                <w:strike w:val="false"/>
+                <w:sz w:val="18"/>
+                <w:szCs w:val="18"/>
+                <w:color w:val="000000"/>
+              </w:rPr>
+              <w:t xml:space="preserve"/>
+            </w:r>
+          </w:p>
+        </w:tc>
+        <w:tc>
+          <w:tcPr>
+            <w:tcBorders>
+              <w:bottom w:val="none" w:sz="0" w:space="0" w:color="000000"/>
+              <w:top w:val="none" w:sz="0" w:space="0" w:color="000000"/>
+              <w:left w:val="none" w:sz="0" w:space="0" w:color="000000"/>
+              <w:right w:val="none" w:sz="0" w:space="0" w:color="000000"/>
+            </w:tcBorders>
+            <w:shd w:val="clear" w:color="auto" w:fill="FFFFFF"/>
+            <w:tcMar>
+              <w:top w:w="0" w:type="dxa"/>
+              <w:bottom w:w="0" w:type="dxa"/>
+              <w:left w:w="0" w:type="dxa"/>
+              <w:right w:w="0" w:type="dxa"/>
+            </w:tcMar>
+            <w:vAlign w:val="center"/>
+          </w:tcPr>
+          <w:p>
+            <w:pPr>
+              <w:pStyle w:val="Normal"/>
+              <w:jc w:val="left"/>
+              <w:pBdr>
+                <w:bottom w:val="none" w:sz="0" w:space="0" w:color="000000"/>
+                <w:top w:val="none" w:sz="0" w:space="0" w:color="000000"/>
+                <w:left w:val="none" w:sz="0" w:space="0" w:color="000000"/>
+                <w:right w:val="none" w:sz="0" w:space="0" w:color="000000"/>
+              </w:pBdr>
+              <w:spacing w:after="20" w:before="20" w:line="240"/>
+              <w:ind w:left="100" w:right="100" w:firstLine="0" w:firstLineChars="0"/>
+              <w:rPr>
+                <w:rFonts w:ascii="Times New Roman" w:hAnsi="Times New Roman" w:eastAsia="Times New Roman" w:cs="Times New Roman"/>
+                <w:i w:val="false"/>
+                <w:b w:val="false"/>
+                <w:u w:val="none"/>
+                <w:strike w:val="false"/>
+                <w:sz w:val="18"/>
+                <w:szCs w:val="18"/>
+                <w:color w:val="000000"/>
+              </w:rPr>
+            </w:pPr>
+            <w:r>
+              <w:rPr>
+                <w:rFonts w:ascii="Times New Roman" w:hAnsi="Times New Roman" w:eastAsia="Times New Roman" w:cs="Times New Roman"/>
+                <w:i w:val="false"/>
+                <w:b w:val="false"/>
+                <w:u w:val="none"/>
+                <w:strike w:val="false"/>
+                <w:sz w:val="18"/>
+                <w:szCs w:val="18"/>
+                <w:color w:val="000000"/>
+              </w:rPr>
+              <w:t xml:space="preserve"/>
+            </w:r>
+          </w:p>
+        </w:tc>
+        <w:tc>
+          <w:tcPr>
+            <w:tcBorders>
+              <w:bottom w:val="none" w:sz="0" w:space="0" w:color="000000"/>
+              <w:top w:val="none" w:sz="0" w:space="0" w:color="000000"/>
+              <w:left w:val="none" w:sz="0" w:space="0" w:color="000000"/>
+              <w:right w:val="none" w:sz="0" w:space="0" w:color="000000"/>
+            </w:tcBorders>
+            <w:shd w:val="clear" w:color="auto" w:fill="FFFFFF"/>
+            <w:tcMar>
+              <w:top w:w="0" w:type="dxa"/>
+              <w:bottom w:w="0" w:type="dxa"/>
+              <w:left w:w="0" w:type="dxa"/>
+              <w:right w:w="0" w:type="dxa"/>
+            </w:tcMar>
+            <w:vAlign w:val="center"/>
+          </w:tcPr>
+          <w:p>
+            <w:pPr>
+              <w:pStyle w:val="Normal"/>
+              <w:jc w:val="left"/>
+              <w:pBdr>
+                <w:bottom w:val="none" w:sz="0" w:space="0" w:color="000000"/>
+                <w:top w:val="none" w:sz="0" w:space="0" w:color="000000"/>
+                <w:left w:val="none" w:sz="0" w:space="0" w:color="000000"/>
+                <w:right w:val="none" w:sz="0" w:space="0" w:color="000000"/>
+              </w:pBdr>
+              <w:spacing w:after="20" w:before="20" w:line="240"/>
+              <w:ind w:left="100" w:right="100" w:firstLine="0" w:firstLineChars="0"/>
+              <w:rPr>
+                <w:rFonts w:ascii="Times New Roman" w:hAnsi="Times New Roman" w:eastAsia="Times New Roman" w:cs="Times New Roman"/>
+                <w:i w:val="false"/>
+                <w:b w:val="false"/>
+                <w:u w:val="none"/>
+                <w:strike w:val="false"/>
+                <w:sz w:val="18"/>
+                <w:szCs w:val="18"/>
+                <w:color w:val="000000"/>
+              </w:rPr>
+            </w:pPr>
+            <w:r>
+              <w:rPr>
+                <w:rFonts w:ascii="Times New Roman" w:hAnsi="Times New Roman" w:eastAsia="Times New Roman" w:cs="Times New Roman"/>
+                <w:i w:val="false"/>
+                <w:b w:val="false"/>
+                <w:u w:val="none"/>
+                <w:strike w:val="false"/>
+                <w:sz w:val="18"/>
+                <w:szCs w:val="18"/>
+                <w:color w:val="000000"/>
+              </w:rPr>
+              <w:t xml:space="preserve"/>
+            </w:r>
+          </w:p>
+        </w:tc>
+        <w:tc>
+          <w:tcPr>
+            <w:tcBorders>
+              <w:bottom w:val="none" w:sz="0" w:space="0" w:color="000000"/>
+              <w:top w:val="none" w:sz="0" w:space="0" w:color="000000"/>
+              <w:left w:val="none" w:sz="0" w:space="0" w:color="000000"/>
+              <w:right w:val="none" w:sz="0" w:space="0" w:color="000000"/>
+            </w:tcBorders>
+            <w:shd w:val="clear" w:color="auto" w:fill="FFFFFF"/>
+            <w:tcMar>
+              <w:top w:w="0" w:type="dxa"/>
+              <w:bottom w:w="0" w:type="dxa"/>
+              <w:left w:w="0" w:type="dxa"/>
+              <w:right w:w="0" w:type="dxa"/>
+            </w:tcMar>
+            <w:vAlign w:val="center"/>
+          </w:tcPr>
+          <w:p>
+            <w:pPr>
+              <w:pStyle w:val="Normal"/>
+              <w:jc w:val="left"/>
+              <w:pBdr>
+                <w:bottom w:val="none" w:sz="0" w:space="0" w:color="000000"/>
+                <w:top w:val="none" w:sz="0" w:space="0" w:color="000000"/>
+                <w:left w:val="none" w:sz="0" w:space="0" w:color="000000"/>
+                <w:right w:val="none" w:sz="0" w:space="0" w:color="000000"/>
+              </w:pBdr>
+              <w:spacing w:after="20" w:before="20" w:line="240"/>
+              <w:ind w:left="100" w:right="100" w:firstLine="0" w:firstLineChars="0"/>
+              <w:rPr>
+                <w:rFonts w:ascii="Times New Roman" w:hAnsi="Times New Roman" w:eastAsia="Times New Roman" w:cs="Times New Roman"/>
+                <w:i w:val="false"/>
+                <w:b w:val="false"/>
+                <w:u w:val="none"/>
+                <w:strike w:val="false"/>
+                <w:sz w:val="18"/>
+                <w:szCs w:val="18"/>
+                <w:color w:val="000000"/>
+              </w:rPr>
+            </w:pPr>
+            <w:r>
+              <w:rPr>
+                <w:rFonts w:ascii="Times New Roman" w:hAnsi="Times New Roman" w:eastAsia="Times New Roman" w:cs="Times New Roman"/>
+                <w:i w:val="false"/>
+                <w:b w:val="false"/>
+                <w:u w:val="none"/>
+                <w:strike w:val="false"/>
+                <w:sz w:val="18"/>
+                <w:szCs w:val="18"/>
+                <w:color w:val="000000"/>
+              </w:rPr>
+              <w:t xml:space="preserve"/>
+            </w:r>
+          </w:p>
+        </w:tc>
+        <w:tc>
+          <w:tcPr>
+            <w:tcBorders>
+              <w:bottom w:val="none" w:sz="0" w:space="0" w:color="000000"/>
+              <w:top w:val="none" w:sz="0" w:space="0" w:color="000000"/>
+              <w:left w:val="none" w:sz="0" w:space="0" w:color="000000"/>
+              <w:right w:val="none" w:sz="0" w:space="0" w:color="000000"/>
+            </w:tcBorders>
+            <w:shd w:val="clear" w:color="auto" w:fill="FFFFFF"/>
+            <w:tcMar>
+              <w:top w:w="0" w:type="dxa"/>
+              <w:bottom w:w="0" w:type="dxa"/>
+              <w:left w:w="0" w:type="dxa"/>
+              <w:right w:w="0" w:type="dxa"/>
+            </w:tcMar>
+            <w:vAlign w:val="center"/>
+          </w:tcPr>
+          <w:p>
+            <w:pPr>
+              <w:pStyle w:val="Normal"/>
+              <w:jc w:val="left"/>
+              <w:pBdr>
+                <w:bottom w:val="none" w:sz="0" w:space="0" w:color="000000"/>
+                <w:top w:val="none" w:sz="0" w:space="0" w:color="000000"/>
+                <w:left w:val="none" w:sz="0" w:space="0" w:color="000000"/>
+                <w:right w:val="none" w:sz="0" w:space="0" w:color="000000"/>
+              </w:pBdr>
+              <w:spacing w:after="20" w:before="20" w:line="240"/>
+              <w:ind w:left="100" w:right="100" w:firstLine="0" w:firstLineChars="0"/>
+              <w:rPr>
+                <w:rFonts w:ascii="Times New Roman" w:hAnsi="Times New Roman" w:eastAsia="Times New Roman" w:cs="Times New Roman"/>
+                <w:i w:val="false"/>
+                <w:b w:val="false"/>
+                <w:u w:val="none"/>
+                <w:strike w:val="false"/>
+                <w:sz w:val="18"/>
+                <w:szCs w:val="18"/>
+                <w:color w:val="000000"/>
+              </w:rPr>
+            </w:pPr>
+            <w:r>
+              <w:rPr>
+                <w:rFonts w:ascii="Times New Roman" w:hAnsi="Times New Roman" w:eastAsia="Times New Roman" w:cs="Times New Roman"/>
+                <w:i w:val="false"/>
+                <w:b w:val="false"/>
+                <w:u w:val="none"/>
+                <w:strike w:val="false"/>
+                <w:sz w:val="18"/>
+                <w:szCs w:val="18"/>
+                <w:color w:val="000000"/>
+              </w:rPr>
+              <w:t xml:space="preserve">0.98</w:t>
+            </w:r>
+          </w:p>
+        </w:tc>
+      </w:tr>
+      <w:tr>
+        <w:trPr>
+          <w:trHeight w:val="400" w:hRule="auto"/>
+        </w:trPr>
+        <w:tc>
+          <w:tcPr>
+            <w:tcBorders>
+              <w:bottom w:val="none" w:sz="0" w:space="0" w:color="000000"/>
+              <w:top w:val="none" w:sz="0" w:space="0" w:color="000000"/>
+              <w:left w:val="none" w:sz="0" w:space="0" w:color="000000"/>
+              <w:right w:val="none" w:sz="0" w:space="0" w:color="000000"/>
+            </w:tcBorders>
+            <w:shd w:val="clear" w:color="auto" w:fill="FFFFFF"/>
+            <w:tcMar>
+              <w:top w:w="0" w:type="dxa"/>
+              <w:bottom w:w="0" w:type="dxa"/>
+              <w:left w:w="0" w:type="dxa"/>
+              <w:right w:w="0" w:type="dxa"/>
+            </w:tcMar>
+            <w:vAlign w:val="center"/>
+          </w:tcPr>
+          <w:p>
+            <w:pPr>
+              <w:pStyle w:val="Normal"/>
+              <w:jc w:val="left"/>
+              <w:pBdr>
+                <w:bottom w:val="none" w:sz="0" w:space="0" w:color="000000"/>
+                <w:top w:val="none" w:sz="0" w:space="0" w:color="000000"/>
+                <w:left w:val="none" w:sz="0" w:space="0" w:color="000000"/>
+                <w:right w:val="none" w:sz="0" w:space="0" w:color="000000"/>
+              </w:pBdr>
+              <w:spacing w:after="20" w:before="20" w:line="240"/>
+              <w:ind w:left="240" w:right="100" w:firstLine="0" w:firstLineChars="0"/>
+              <w:rPr>
+                <w:rFonts w:ascii="Times New Roman" w:hAnsi="Times New Roman" w:eastAsia="Times New Roman" w:cs="Times New Roman"/>
+                <w:i w:val="false"/>
+                <w:b w:val="false"/>
+                <w:u w:val="none"/>
+                <w:strike w:val="false"/>
+                <w:sz w:val="18"/>
+                <w:szCs w:val="18"/>
+                <w:color w:val="000000"/>
+              </w:rPr>
+            </w:pPr>
+            <w:r>
+              <w:rPr>
+                <w:rFonts w:ascii="Times New Roman" w:hAnsi="Times New Roman" w:eastAsia="Times New Roman" w:cs="Times New Roman"/>
+                <w:i w:val="false"/>
+                <w:b w:val="false"/>
+                <w:u w:val="none"/>
+                <w:strike w:val="false"/>
+                <w:sz w:val="18"/>
+                <w:szCs w:val="18"/>
+                <w:color w:val="000000"/>
+              </w:rPr>
               <w:t xml:space="preserve">Education of reference person: Upper secondary</w:t>
             </w:r>
           </w:p>
@@ -28863,7 +29868,7 @@
                 <w:szCs w:val="16"/>
                 <w:color w:val="000000"/>
               </w:rPr>
-              <w:t xml:space="preserve">Lasso: largest penalty path point with at most six variables, refitted with a weak ridge penalty. Categorical variables enter as indicators for every category (no reference category), so their ORs are relative to the average of the categories.</w:t>
+              <w:t xml:space="preserve">Lasso: largest penalty path point with at most six variables, refitted with a weak ridge penalty. Categorical variables enter as indicators for every category (no reference category), so their ORs are relative to the average of the categories. Intercept: odds when every term, including the missing-value indicators not shown, is zero; intercepts, all coefficients and the preprocessing parameters are provided with the code (Results/modeller).</w:t>
             </w:r>
           </w:p>
         </w:tc>

--- a/Results/Supplementary/TableS11.docx
+++ b/Results/Supplementary/TableS11.docx
@@ -36,11 +36,11 @@
       </w:tblPr>
       <w:tblGrid>
         <w:gridCol w:w="5184"/>
-        <w:gridCol w:w="1962"/>
-        <w:gridCol w:w="1586"/>
-        <w:gridCol w:w="1962"/>
-        <w:gridCol w:w="1586"/>
-        <w:gridCol w:w="1545"/>
+        <w:gridCol w:w="1855"/>
+        <w:gridCol w:w="1742"/>
+        <w:gridCol w:w="1855"/>
+        <w:gridCol w:w="1742"/>
+        <w:gridCol w:w="1446"/>
       </w:tblGrid>
       <w:tr>
         <w:trPr>
@@ -436,7 +436,7 @@
                 <w:szCs w:val="18"/>
                 <w:color w:val="000000"/>
               </w:rPr>
-              <w:t xml:space="preserve">Food insecure, %</w:t>
+              <w:t xml:space="preserve">Meal-deprived, %</w:t>
             </w:r>
           </w:p>
         </w:tc>
@@ -546,7 +546,7 @@
                 <w:szCs w:val="18"/>
                 <w:color w:val="000000"/>
               </w:rPr>
-              <w:t xml:space="preserve">Food insecure, %</w:t>
+              <w:t xml:space="preserve">Meal-deprived, %</w:t>
             </w:r>
           </w:p>
         </w:tc>
@@ -29807,7 +29807,7 @@
                 <w:szCs w:val="16"/>
                 <w:color w:val="000000"/>
               </w:rPr>
-              <w:t xml:space="preserve">Leaves are ordered by the training-year share food insecure; a rule set at a given targeting rate selects leaves in this order. Shares and prevalences weighted (HB040).</w:t>
+              <w:t xml:space="preserve">Leaves are ordered by the training-year share meal-deprived; a rule set at a given targeting rate selects leaves in this order. Shares and prevalences weighted (HB040).</w:t>
             </w:r>
           </w:p>
         </w:tc>
